--- a/文献框架.docx
+++ b/文献框架.docx
@@ -53,13 +53,13 @@
           <w:rFonts w:ascii="STHeiti" w:hAnsi="STHeiti" w:eastAsia="STHeiti"/>
           <w:b/>
         </w:rPr>
-        <w:t>六章结构</w:t>
+        <w:t>四章结构</w:t>
       </w:r>
       <w:r>
         <w:rPr>
           <w:rFonts w:ascii="STHeiti" w:hAnsi="STHeiti" w:eastAsia="STHeiti"/>
         </w:rPr>
-        <w:t>；2026-10-05 新增"多元无知"章），术语已核，文献卷期页码已逐条核实（2026-09-23；少数未复核项见第七节待办）</w:t>
+        <w:t>；2026-10-05 由六章精简），术语已核，文献卷期页码已逐条核实（2026-09-23；少数未复核项见第七节待办）</w:t>
       </w:r>
     </w:p>
     <w:p>
@@ -163,7 +163,7 @@
           <w:b/>
           <w:color w:val="444444"/>
         </w:rPr>
-        <w:t>第六章（二）</w:t>
+        <w:t>第四章（二）</w:t>
       </w:r>
       <w:r>
         <w:rPr>
@@ -195,7 +195,7 @@
           <w:b/>
           <w:color w:val="444444"/>
         </w:rPr>
-        <w:t>第四章</w:t>
+        <w:t>第三章</w:t>
       </w:r>
       <w:r>
         <w:rPr>
@@ -278,7 +278,7 @@
           <w:rFonts w:ascii="STHeiti" w:hAnsi="STHeiti" w:eastAsia="STHeiti"/>
           <w:b/>
         </w:rPr>
-        <w:t>「核心概念：极化研究的 X」</w:t>
+        <w:t>「概念：极化研究的 X」</w:t>
       </w:r>
       <w:r>
         <w:rPr>
@@ -302,7 +302,7 @@
         <w:rPr>
           <w:rFonts w:ascii="STHeiti" w:hAnsi="STHeiti" w:eastAsia="STHeiti"/>
         </w:rPr>
-        <w:t>——各章同构，均为"概念名 + 冒号 + 说明"。</w:t>
+        <w:t>——四章同构，均为"概念名 + 冒号 + 说明"。</w:t>
       </w:r>
     </w:p>
     <w:p>
@@ -327,13 +327,13 @@
           <w:rFonts w:ascii="STHeiti" w:hAnsi="STHeiti" w:eastAsia="STHeiti"/>
           <w:b/>
         </w:rPr>
-        <w:t>现象 → 理论机制 → 认知 → 行为 → 技术情境 → 述评</w:t>
+        <w:t>现象与认知 → 理论机制 → 行为 → 述评</w:t>
       </w:r>
       <w:r>
         <w:rPr>
           <w:rFonts w:ascii="STHeiti" w:hAnsi="STHeiti" w:eastAsia="STHeiti"/>
         </w:rPr>
-        <w:t>，从舆论极化平滑过渡到 AI 搜索。</w:t>
+        <w:t>，四步走完，不再单设"技术情境"章。</w:t>
       </w:r>
     </w:p>
     <w:p>
@@ -342,41 +342,263 @@
           <w:rFonts w:ascii="STHeiti" w:hAnsi="STHeiti" w:eastAsia="STHeiti"/>
           <w:b/>
         </w:rPr>
-        <w:t>过渡枢纽</w:t>
+        <w:t>为什么四章</w:t>
       </w:r>
       <w:r>
         <w:rPr>
           <w:rFonts w:ascii="STHeiti" w:hAnsi="STHeiti" w:eastAsia="STHeiti"/>
         </w:rPr>
-        <w:t>：第一章（三）"去极化研究"是全篇转折点。去极化路径从「人际接触」（跨立场讨论、重返对话）走向「算法干预」，由此把 AI 搜索引入。</w:t>
+        <w:t>：原六章把"舆论极化"与"感知极化"拆成两章、"AI 搜索"单列一章，层次过密。精简后：</w:t>
       </w:r>
       <w:r>
         <w:rPr>
           <w:rFonts w:ascii="STHeiti" w:hAnsi="STHeiti" w:eastAsia="STHeiti"/>
           <w:b/>
         </w:rPr>
-        <w:t>第二章"多元无知"接住它——给出这一路径的理论身份</w:t>
+        <w:t>第一章把"极化是什么、感知极化怎么测"一次讲完</w:t>
       </w:r>
       <w:r>
         <w:rPr>
           <w:rFonts w:ascii="STHeiti" w:hAnsi="STHeiti" w:eastAsia="STHeiti"/>
         </w:rPr>
-        <w:t>；第三章（三）与第四章（三）对接（感知 → 表达）；第五章承接去极化研究、将微博智搜立为</w:t>
+        <w:t>（现象与认知同章），</w:t>
       </w:r>
       <w:r>
         <w:rPr>
           <w:rFonts w:ascii="STHeiti" w:hAnsi="STHeiti" w:eastAsia="STHeiti"/>
           <w:b/>
         </w:rPr>
-        <w:t>中文语境的算法干预情境</w:t>
+        <w:t>AI 搜索不再单列</w:t>
       </w:r>
       <w:r>
         <w:rPr>
           <w:rFonts w:ascii="STHeiti" w:hAnsi="STHeiti" w:eastAsia="STHeiti"/>
         </w:rPr>
-        <w:t>；第六章收口到本研究的问题。</w:t>
+        <w:t>——它是本研究的</w:t>
+      </w:r>
+      <w:r>
+        <w:rPr>
+          <w:rFonts w:ascii="STHeiti" w:hAnsi="STHeiti" w:eastAsia="STHeiti"/>
+          <w:b/>
+        </w:rPr>
+        <w:t>干预情境</w:t>
+      </w:r>
+      <w:r>
+        <w:rPr>
+          <w:rFonts w:ascii="STHeiti" w:hAnsi="STHeiti" w:eastAsia="STHeiti"/>
+        </w:rPr>
+        <w:t>，其现有研究放在第四章（述评）里与"降温／升温"两条证据线一起处理，反而更集中。</w:t>
       </w:r>
     </w:p>
+    <w:p>
+      <w:r>
+        <w:rPr>
+          <w:rFonts w:ascii="STHeiti" w:hAnsi="STHeiti" w:eastAsia="STHeiti"/>
+          <w:b/>
+        </w:rPr>
+        <w:t>过渡链</w:t>
+      </w:r>
+      <w:r>
+        <w:rPr>
+          <w:rFonts w:ascii="STHeiti" w:hAnsi="STHeiti" w:eastAsia="STHeiti"/>
+        </w:rPr>
+        <w:t>：</w:t>
+      </w:r>
+    </w:p>
+    <w:tbl>
+      <w:tblPr>
+        <w:tblStyle w:val="TableGrid"/>
+        <w:tblW w:type="auto" w:w="0"/>
+        <w:tblLook w:firstColumn="1" w:firstRow="1" w:lastColumn="0" w:lastRow="0" w:noHBand="0" w:noVBand="1" w:val="04A0"/>
+      </w:tblPr>
+      <w:tblGrid>
+        <w:gridCol w:w="3312"/>
+        <w:gridCol w:w="3312"/>
+        <w:gridCol w:w="3312"/>
+      </w:tblGrid>
+      <w:tr>
+        <w:tc>
+          <w:tcPr>
+            <w:tcW w:type="dxa" w:w="3312"/>
+          </w:tcPr>
+          <w:p>
+            <w:r>
+              <w:rPr>
+                <w:rFonts w:ascii="STHeiti" w:hAnsi="STHeiti" w:eastAsia="STHeiti"/>
+                <w:b/>
+                <w:sz w:val="18"/>
+              </w:rPr>
+              <w:t>从</w:t>
+            </w:r>
+          </w:p>
+        </w:tc>
+        <w:tc>
+          <w:tcPr>
+            <w:tcW w:type="dxa" w:w="3312"/>
+          </w:tcPr>
+          <w:p>
+            <w:r>
+              <w:rPr>
+                <w:rFonts w:ascii="STHeiti" w:hAnsi="STHeiti" w:eastAsia="STHeiti"/>
+                <w:b/>
+                <w:sz w:val="18"/>
+              </w:rPr>
+              <w:t>到</w:t>
+            </w:r>
+          </w:p>
+        </w:tc>
+        <w:tc>
+          <w:tcPr>
+            <w:tcW w:type="dxa" w:w="3312"/>
+          </w:tcPr>
+          <w:p>
+            <w:r>
+              <w:rPr>
+                <w:rFonts w:ascii="STHeiti" w:hAnsi="STHeiti" w:eastAsia="STHeiti"/>
+                <w:b/>
+                <w:sz w:val="18"/>
+              </w:rPr>
+              <w:t>接口</w:t>
+            </w:r>
+          </w:p>
+        </w:tc>
+      </w:tr>
+      <w:tr>
+        <w:tc>
+          <w:tcPr>
+            <w:tcW w:type="dxa" w:w="3312"/>
+          </w:tcPr>
+          <w:p>
+            <w:r>
+              <w:rPr>
+                <w:rFonts w:ascii="STHeiti" w:hAnsi="STHeiti" w:eastAsia="STHeiti"/>
+                <w:sz w:val="18"/>
+              </w:rPr>
+              <w:t>第一章（二）"去极化研究"</w:t>
+            </w:r>
+          </w:p>
+        </w:tc>
+        <w:tc>
+          <w:tcPr>
+            <w:tcW w:type="dxa" w:w="3312"/>
+          </w:tcPr>
+          <w:p>
+            <w:r>
+              <w:rPr>
+                <w:rFonts w:ascii="STHeiti" w:hAnsi="STHeiti" w:eastAsia="STHeiti"/>
+                <w:b/>
+                <w:sz w:val="18"/>
+              </w:rPr>
+              <w:t>第二章"多元无知"</w:t>
+            </w:r>
+          </w:p>
+        </w:tc>
+        <w:tc>
+          <w:tcPr>
+            <w:tcW w:type="dxa" w:w="3312"/>
+          </w:tcPr>
+          <w:p>
+            <w:r>
+              <w:rPr>
+                <w:rFonts w:ascii="STHeiti" w:hAnsi="STHeiti" w:eastAsia="STHeiti"/>
+                <w:sz w:val="18"/>
+              </w:rPr>
+              <w:t>去极化路径从「人际接触」走向「算法干预」，需要理论身份——多元无知给出</w:t>
+            </w:r>
+          </w:p>
+        </w:tc>
+      </w:tr>
+      <w:tr>
+        <w:tc>
+          <w:tcPr>
+            <w:tcW w:type="dxa" w:w="3312"/>
+          </w:tcPr>
+          <w:p>
+            <w:r>
+              <w:rPr>
+                <w:rFonts w:ascii="STHeiti" w:hAnsi="STHeiti" w:eastAsia="STHeiti"/>
+                <w:sz w:val="18"/>
+              </w:rPr>
+              <w:t>第一章（三）"感知极化"</w:t>
+            </w:r>
+          </w:p>
+        </w:tc>
+        <w:tc>
+          <w:tcPr>
+            <w:tcW w:type="dxa" w:w="3312"/>
+          </w:tcPr>
+          <w:p>
+            <w:r>
+              <w:rPr>
+                <w:rFonts w:ascii="STHeiti" w:hAnsi="STHeiti" w:eastAsia="STHeiti"/>
+                <w:b/>
+                <w:sz w:val="18"/>
+              </w:rPr>
+              <w:t>第三章（二）"作用路径"</w:t>
+            </w:r>
+          </w:p>
+        </w:tc>
+        <w:tc>
+          <w:tcPr>
+            <w:tcW w:type="dxa" w:w="3312"/>
+          </w:tcPr>
+          <w:p>
+            <w:r>
+              <w:rPr>
+                <w:rFonts w:ascii="STHeiti" w:hAnsi="STHeiti" w:eastAsia="STHeiti"/>
+                <w:sz w:val="18"/>
+              </w:rPr>
+              <w:t>感知 → 表达</w:t>
+            </w:r>
+          </w:p>
+        </w:tc>
+      </w:tr>
+      <w:tr>
+        <w:tc>
+          <w:tcPr>
+            <w:tcW w:type="dxa" w:w="3312"/>
+          </w:tcPr>
+          <w:p>
+            <w:r>
+              <w:rPr>
+                <w:rFonts w:ascii="STHeiti" w:hAnsi="STHeiti" w:eastAsia="STHeiti"/>
+                <w:sz w:val="18"/>
+              </w:rPr>
+              <w:t>第二章（二）"干预逻辑与争议"</w:t>
+            </w:r>
+          </w:p>
+        </w:tc>
+        <w:tc>
+          <w:tcPr>
+            <w:tcW w:type="dxa" w:w="3312"/>
+          </w:tcPr>
+          <w:p>
+            <w:r>
+              <w:rPr>
+                <w:rFonts w:ascii="STHeiti" w:hAnsi="STHeiti" w:eastAsia="STHeiti"/>
+                <w:b/>
+                <w:sz w:val="18"/>
+              </w:rPr>
+              <w:t>第四章（一）"共识与争议焦点"</w:t>
+            </w:r>
+          </w:p>
+        </w:tc>
+        <w:tc>
+          <w:tcPr>
+            <w:tcW w:type="dxa" w:w="3312"/>
+          </w:tcPr>
+          <w:p>
+            <w:r>
+              <w:rPr>
+                <w:rFonts w:ascii="STHeiti" w:hAnsi="STHeiti" w:eastAsia="STHeiti"/>
+                <w:sz w:val="18"/>
+              </w:rPr>
+              <w:t>干预到底有没有效，正是述评要正面处理的</w:t>
+            </w:r>
+          </w:p>
+        </w:tc>
+      </w:tr>
+    </w:tbl>
     <w:p>
       <w:r>
         <w:rPr>
@@ -428,7 +650,7 @@
         <w:rPr>
           <w:rFonts w:ascii="STHeiti" w:hAnsi="STHeiti" w:eastAsia="STHeiti"/>
         </w:rPr>
-        <w:t xml:space="preserve">，使后面三章的落点各自都有理论依据。完整推导见 </w:t>
+        <w:t xml:space="preserve">，使另外三章的落点各自都有依据。完整推导见 </w:t>
       </w:r>
       <w:r>
         <w:rPr>
@@ -469,7 +691,7 @@
           <w:color w:val="000000"/>
           <w:sz w:val="24"/>
         </w:rPr>
-        <w:t>一、舆论极化：极化研究的整体图景</w:t>
+        <w:t>一、舆论极化与感知极化：极化研究的现象与认知</w:t>
       </w:r>
     </w:p>
     <w:p>
@@ -491,7 +713,7 @@
         <w:rPr>
           <w:rFonts w:ascii="STHeiti" w:hAnsi="STHeiti" w:eastAsia="STHeiti"/>
         </w:rPr>
-        <w:t>（二）社交媒体环境中的舆论极化</w:t>
+        <w:t>（二）社交媒体环境中的舆论极化与去极化研究</w:t>
       </w:r>
     </w:p>
     <w:p>
@@ -502,7 +724,7 @@
         <w:rPr>
           <w:rFonts w:ascii="STHeiti" w:hAnsi="STHeiti" w:eastAsia="STHeiti"/>
         </w:rPr>
-        <w:t>（三）舆论去极化：从群体极化到干预研究</w:t>
+        <w:t>（三）感知极化：概念、测量与后果研究</w:t>
       </w:r>
     </w:p>
     <w:p>
@@ -538,18 +760,7 @@
         <w:rPr>
           <w:rFonts w:ascii="STHeiti" w:hAnsi="STHeiti" w:eastAsia="STHeiti"/>
         </w:rPr>
-        <w:t>（二）感知极化作为多元无知的特例</w:t>
-      </w:r>
-    </w:p>
-    <w:p>
-      <w:pPr>
-        <w:pStyle w:val="ListBullet"/>
-      </w:pPr>
-      <w:r>
-        <w:rPr>
-          <w:rFonts w:ascii="STHeiti" w:hAnsi="STHeiti" w:eastAsia="STHeiti"/>
-        </w:rPr>
-        <w:t>（三）多元无知的干预逻辑与效果争议</w:t>
+        <w:t>（二）感知极化作为特例：干预逻辑与效果争议</w:t>
       </w:r>
     </w:p>
     <w:p>
@@ -563,7 +774,7 @@
           <w:color w:val="000000"/>
           <w:sz w:val="24"/>
         </w:rPr>
-        <w:t>三、感知极化：极化研究的认知维度</w:t>
+        <w:t>三、意见表达：极化研究的行为维度</w:t>
       </w:r>
     </w:p>
     <w:p>
@@ -574,7 +785,7 @@
         <w:rPr>
           <w:rFonts w:ascii="STHeiti" w:hAnsi="STHeiti" w:eastAsia="STHeiti"/>
         </w:rPr>
-        <w:t>（一）感知极化的概念与理论来源</w:t>
+        <w:t>（一）意见表达的概念与测量</w:t>
       </w:r>
     </w:p>
     <w:p>
@@ -585,18 +796,7 @@
         <w:rPr>
           <w:rFonts w:ascii="STHeiti" w:hAnsi="STHeiti" w:eastAsia="STHeiti"/>
         </w:rPr>
-        <w:t>（二）感知极化的测量与影响因素</w:t>
-      </w:r>
-    </w:p>
-    <w:p>
-      <w:pPr>
-        <w:pStyle w:val="ListBullet"/>
-      </w:pPr>
-      <w:r>
-        <w:rPr>
-          <w:rFonts w:ascii="STHeiti" w:hAnsi="STHeiti" w:eastAsia="STHeiti"/>
-        </w:rPr>
-        <w:t>（三）感知极化的后果研究</w:t>
+        <w:t>（二）从感知极化到意见表达：作用路径</w:t>
       </w:r>
     </w:p>
     <w:p>
@@ -610,7 +810,7 @@
           <w:color w:val="000000"/>
           <w:sz w:val="24"/>
         </w:rPr>
-        <w:t>四、意见表达：极化研究的行为维度</w:t>
+        <w:t>四、研究述评与本研究切入点</w:t>
       </w:r>
     </w:p>
     <w:p>
@@ -621,7 +821,7 @@
         <w:rPr>
           <w:rFonts w:ascii="STHeiti" w:hAnsi="STHeiti" w:eastAsia="STHeiti"/>
         </w:rPr>
-        <w:t>（一）意见表达的概念与来源</w:t>
+        <w:t>（一）已有研究的主要发现与争议焦点</w:t>
       </w:r>
     </w:p>
     <w:p>
@@ -632,112 +832,7 @@
         <w:rPr>
           <w:rFonts w:ascii="STHeiti" w:hAnsi="STHeiti" w:eastAsia="STHeiti"/>
         </w:rPr>
-        <w:t>（二）意见表达的表现形式与测量</w:t>
-      </w:r>
-    </w:p>
-    <w:p>
-      <w:pPr>
-        <w:pStyle w:val="ListBullet"/>
-      </w:pPr>
-      <w:r>
-        <w:rPr>
-          <w:rFonts w:ascii="STHeiti" w:hAnsi="STHeiti" w:eastAsia="STHeiti"/>
-        </w:rPr>
-        <w:t>（三）从感知极化到意见表达：作用路径</w:t>
-      </w:r>
-    </w:p>
-    <w:p>
-      <w:pPr>
-        <w:pStyle w:val="Heading3"/>
-      </w:pPr>
-      <w:r>
-        <w:rPr>
-          <w:rFonts w:ascii="STHeiti" w:hAnsi="STHeiti" w:eastAsia="STHeiti"/>
-          <w:b/>
-          <w:color w:val="000000"/>
-          <w:sz w:val="24"/>
-        </w:rPr>
-        <w:t>五、AI 搜索：极化研究的技术情境</w:t>
-      </w:r>
-    </w:p>
-    <w:p>
-      <w:pPr>
-        <w:pStyle w:val="ListBullet"/>
-      </w:pPr>
-      <w:r>
-        <w:rPr>
-          <w:rFonts w:ascii="STHeiti" w:hAnsi="STHeiti" w:eastAsia="STHeiti"/>
-        </w:rPr>
-        <w:t>（一）AI 搜索的概念界定与技术特征</w:t>
-      </w:r>
-    </w:p>
-    <w:p>
-      <w:pPr>
-        <w:pStyle w:val="ListBullet"/>
-      </w:pPr>
-      <w:r>
-        <w:rPr>
-          <w:rFonts w:ascii="STHeiti" w:hAnsi="STHeiti" w:eastAsia="STHeiti"/>
-        </w:rPr>
-        <w:t>（二）AI 搜索的信息整合机制与用户信息行为</w:t>
-      </w:r>
-    </w:p>
-    <w:p>
-      <w:pPr>
-        <w:pStyle w:val="ListBullet"/>
-      </w:pPr>
-      <w:r>
-        <w:rPr>
-          <w:rFonts w:ascii="STHeiti" w:hAnsi="STHeiti" w:eastAsia="STHeiti"/>
-        </w:rPr>
-        <w:t>（三）AI 搜索与舆论极化：现有实证研究</w:t>
-      </w:r>
-    </w:p>
-    <w:p>
-      <w:pPr>
-        <w:pStyle w:val="Heading3"/>
-      </w:pPr>
-      <w:r>
-        <w:rPr>
-          <w:rFonts w:ascii="STHeiti" w:hAnsi="STHeiti" w:eastAsia="STHeiti"/>
-          <w:b/>
-          <w:color w:val="000000"/>
-          <w:sz w:val="24"/>
-        </w:rPr>
-        <w:t>六、研究述评与本研究切入点</w:t>
-      </w:r>
-    </w:p>
-    <w:p>
-      <w:pPr>
-        <w:pStyle w:val="ListBullet"/>
-      </w:pPr>
-      <w:r>
-        <w:rPr>
-          <w:rFonts w:ascii="STHeiti" w:hAnsi="STHeiti" w:eastAsia="STHeiti"/>
-        </w:rPr>
-        <w:t>（一）已有研究的主要发现与共识</w:t>
-      </w:r>
-    </w:p>
-    <w:p>
-      <w:pPr>
-        <w:pStyle w:val="ListBullet"/>
-      </w:pPr>
-      <w:r>
-        <w:rPr>
-          <w:rFonts w:ascii="STHeiti" w:hAnsi="STHeiti" w:eastAsia="STHeiti"/>
-        </w:rPr>
-        <w:t>（二）争议焦点与研究空白</w:t>
-      </w:r>
-    </w:p>
-    <w:p>
-      <w:pPr>
-        <w:pStyle w:val="ListBullet"/>
-      </w:pPr>
-      <w:r>
-        <w:rPr>
-          <w:rFonts w:ascii="STHeiti" w:hAnsi="STHeiti" w:eastAsia="STHeiti"/>
-        </w:rPr>
-        <w:t>（三）本研究的问题提出与分析框架</w:t>
+        <w:t>（二）本研究的问题提出与分析框架</w:t>
       </w:r>
     </w:p>
     <w:p>
@@ -756,6 +851,81 @@
     </w:p>
     <w:p>
       <w:pPr>
+        <w:ind w:left="432"/>
+      </w:pPr>
+      <w:r>
+        <w:rPr>
+          <w:rFonts w:ascii="STHeiti" w:hAnsi="STHeiti" w:eastAsia="STHeiti"/>
+          <w:b/>
+          <w:color w:val="444444"/>
+        </w:rPr>
+        <w:t>精简原则</w:t>
+      </w:r>
+      <w:r>
+        <w:rPr>
+          <w:rFonts w:ascii="STHeiti" w:hAnsi="STHeiti" w:eastAsia="STHeiti"/>
+          <w:color w:val="444444"/>
+        </w:rPr>
+        <w:t>：每章只留正文真正要用的</w:t>
+      </w:r>
+      <w:r>
+        <w:rPr>
+          <w:rFonts w:ascii="STHeiti" w:hAnsi="STHeiti" w:eastAsia="STHeiti"/>
+          <w:b/>
+          <w:color w:val="444444"/>
+        </w:rPr>
+        <w:t>主干文献</w:t>
+      </w:r>
+      <w:r>
+        <w:rPr>
+          <w:rFonts w:ascii="STHeiti" w:hAnsi="STHeiti" w:eastAsia="STHeiti"/>
+          <w:color w:val="444444"/>
+        </w:rPr>
+        <w:t xml:space="preserve">（原 66 条 → 37 条）。被删的不代表不重要，而是放不进这篇综述的篇幅——写作时如需回溯，见 </w:t>
+      </w:r>
+      <w:r>
+        <w:rPr>
+          <w:rFonts w:ascii="Courier New" w:hAnsi="Courier New" w:eastAsia="STHeiti"/>
+          <w:color w:val="444444"/>
+          <w:sz w:val="19"/>
+        </w:rPr>
+        <w:t>理论框架与假设.md</w:t>
+      </w:r>
+      <w:r>
+        <w:rPr>
+          <w:rFonts w:ascii="STHeiti" w:hAnsi="STHeiti" w:eastAsia="STHeiti"/>
+          <w:color w:val="444444"/>
+        </w:rPr>
+        <w:t xml:space="preserve"> 与本文第五、六节。</w:t>
+      </w:r>
+    </w:p>
+    <w:p>
+      <w:pPr>
+        <w:ind w:left="432"/>
+      </w:pPr>
+    </w:p>
+    <w:p>
+      <w:pPr>
+        <w:ind w:left="432"/>
+      </w:pPr>
+      <w:r>
+        <w:rPr>
+          <w:rFonts w:ascii="STHeiti" w:hAnsi="STHeiti" w:eastAsia="STHeiti"/>
+          <w:b/>
+          <w:color w:val="444444"/>
+        </w:rPr>
+        <w:t>AI 搜索不再单列一节</w:t>
+      </w:r>
+      <w:r>
+        <w:rPr>
+          <w:rFonts w:ascii="STHeiti" w:hAnsi="STHeiti" w:eastAsia="STHeiti"/>
+          <w:color w:val="444444"/>
+        </w:rPr>
+        <w:t>：它的核心文献并入第四章，与"降温／升温"两条证据线一起处理。</w:t>
+      </w:r>
+    </w:p>
+    <w:p>
+      <w:pPr>
         <w:pStyle w:val="Heading3"/>
       </w:pPr>
       <w:r>
@@ -765,7 +935,7 @@
           <w:color w:val="000000"/>
           <w:sz w:val="24"/>
         </w:rPr>
-        <w:t>一、舆论极化</w:t>
+        <w:t>一、舆论极化与感知极化</w:t>
       </w:r>
     </w:p>
     <w:tbl>
@@ -941,97 +1111,7 @@
                 <w:rFonts w:ascii="STHeiti" w:hAnsi="STHeiti" w:eastAsia="STHeiti"/>
                 <w:sz w:val="18"/>
               </w:rPr>
-              <w:t>黄河、康宁《移动互联网环境下群体极化的特征和生发机制——基于"江歌案"移动端媒体文本和网民评论的内容分析》</w:t>
-            </w:r>
-          </w:p>
-        </w:tc>
-        <w:tc>
-          <w:tcPr>
-            <w:tcW w:type="dxa" w:w="4968"/>
-          </w:tcPr>
-          <w:p>
-            <w:r>
-              <w:rPr>
-                <w:rFonts w:ascii="STHeiti" w:hAnsi="STHeiti" w:eastAsia="STHeiti"/>
-                <w:sz w:val="18"/>
-              </w:rPr>
-              <w:t>《国际新闻界》2019, 41(2): 38–61</w:t>
-            </w:r>
-          </w:p>
-        </w:tc>
-      </w:tr>
-      <w:tr>
-        <w:tc>
-          <w:tcPr>
-            <w:tcW w:type="dxa" w:w="4968"/>
-          </w:tcPr>
-          <w:p>
-            <w:r>
-              <w:rPr>
-                <w:rFonts w:ascii="STHeiti" w:hAnsi="STHeiti" w:eastAsia="STHeiti"/>
-                <w:sz w:val="18"/>
-              </w:rPr>
-              <w:t>吴越、李发根《舆论极化研究综述》</w:t>
-            </w:r>
-          </w:p>
-        </w:tc>
-        <w:tc>
-          <w:tcPr>
-            <w:tcW w:type="dxa" w:w="4968"/>
-          </w:tcPr>
-          <w:p>
-            <w:r>
-              <w:rPr>
-                <w:rFonts w:ascii="STHeiti" w:hAnsi="STHeiti" w:eastAsia="STHeiti"/>
-                <w:sz w:val="18"/>
-              </w:rPr>
-              <w:t>《情报杂志》2022, 41(4): 98–103</w:t>
-            </w:r>
-          </w:p>
-        </w:tc>
-      </w:tr>
-      <w:tr>
-        <w:tc>
-          <w:tcPr>
-            <w:tcW w:type="dxa" w:w="4968"/>
-          </w:tcPr>
-          <w:p>
-            <w:r>
-              <w:rPr>
-                <w:rFonts w:ascii="STHeiti" w:hAnsi="STHeiti" w:eastAsia="STHeiti"/>
-                <w:sz w:val="18"/>
-              </w:rPr>
-              <w:t>白云、李白杨、毛进、李纲《舆论场观点极化现象研究：成因、识别与应对策略》</w:t>
-            </w:r>
-          </w:p>
-        </w:tc>
-        <w:tc>
-          <w:tcPr>
-            <w:tcW w:type="dxa" w:w="4968"/>
-          </w:tcPr>
-          <w:p>
-            <w:r>
-              <w:rPr>
-                <w:rFonts w:ascii="STHeiti" w:hAnsi="STHeiti" w:eastAsia="STHeiti"/>
-                <w:sz w:val="18"/>
-              </w:rPr>
-              <w:t>《图书情报知识》2022, 39(6): 89–100</w:t>
-            </w:r>
-          </w:p>
-        </w:tc>
-      </w:tr>
-      <w:tr>
-        <w:tc>
-          <w:tcPr>
-            <w:tcW w:type="dxa" w:w="4968"/>
-          </w:tcPr>
-          <w:p>
-            <w:r>
-              <w:rPr>
-                <w:rFonts w:ascii="STHeiti" w:hAnsi="STHeiti" w:eastAsia="STHeiti"/>
-                <w:sz w:val="18"/>
-              </w:rPr>
-              <w:t>邢云菲、王晰巍《国外社交媒体中群体极化研究综述》</w:t>
+              <w:t>邢云菲、王晰巍《国外社交媒体中群体极化研究综述》（提出"群体去极化"）</w:t>
             </w:r>
           </w:p>
         </w:tc>
@@ -1151,7 +1231,7 @@
                 <w:rFonts w:ascii="STHeiti" w:hAnsi="STHeiti" w:eastAsia="STHeiti"/>
                 <w:sz w:val="18"/>
               </w:rPr>
-              <w:t>Iyengar, Lelkes, Levendusky, Malhotra &amp; Westwood, *The Origins and Consequences of Affective Polarization in the United States*</w:t>
+              <w:t>Iyengar et al., *The Origins and Consequences of Affective Polarization in the United States*（区分议题极化与情感极化）</w:t>
             </w:r>
           </w:p>
         </w:tc>
@@ -1166,6 +1246,126 @@
                 <w:sz w:val="18"/>
               </w:rPr>
               <w:t>*Annual Review of Political Science* 2019, 22(1): 129–146</w:t>
+            </w:r>
+          </w:p>
+        </w:tc>
+      </w:tr>
+      <w:tr>
+        <w:tc>
+          <w:tcPr>
+            <w:tcW w:type="dxa" w:w="4968"/>
+          </w:tcPr>
+          <w:p>
+            <w:r>
+              <w:rPr>
+                <w:rFonts w:ascii="STHeiti" w:hAnsi="STHeiti" w:eastAsia="STHeiti"/>
+                <w:sz w:val="18"/>
+              </w:rPr>
+              <w:t>Levendusky &amp; Malhotra, *(Mis)perceptions of Partisan Polarization in the American Public*（感知极化的定义奠基）</w:t>
+            </w:r>
+          </w:p>
+        </w:tc>
+        <w:tc>
+          <w:tcPr>
+            <w:tcW w:type="dxa" w:w="4968"/>
+          </w:tcPr>
+          <w:p>
+            <w:r>
+              <w:rPr>
+                <w:rFonts w:ascii="STHeiti" w:hAnsi="STHeiti" w:eastAsia="STHeiti"/>
+                <w:sz w:val="18"/>
+              </w:rPr>
+              <w:t>*Public Opinion Quarterly* 2016, 80(S1): 378–391</w:t>
+            </w:r>
+          </w:p>
+        </w:tc>
+      </w:tr>
+      <w:tr>
+        <w:tc>
+          <w:tcPr>
+            <w:tcW w:type="dxa" w:w="4968"/>
+          </w:tcPr>
+          <w:p>
+            <w:r>
+              <w:rPr>
+                <w:rFonts w:ascii="STHeiti" w:hAnsi="STHeiti" w:eastAsia="STHeiti"/>
+                <w:sz w:val="18"/>
+              </w:rPr>
+              <w:t>Enders &amp; Armaly, *The Differential Effects of Actual and Perceived Polarization*</w:t>
+            </w:r>
+          </w:p>
+        </w:tc>
+        <w:tc>
+          <w:tcPr>
+            <w:tcW w:type="dxa" w:w="4968"/>
+          </w:tcPr>
+          <w:p>
+            <w:r>
+              <w:rPr>
+                <w:rFonts w:ascii="STHeiti" w:hAnsi="STHeiti" w:eastAsia="STHeiti"/>
+                <w:sz w:val="18"/>
+              </w:rPr>
+              <w:t>*Political Behavior* 2019, 41(3): 815–839</w:t>
+            </w:r>
+          </w:p>
+        </w:tc>
+      </w:tr>
+      <w:tr>
+        <w:tc>
+          <w:tcPr>
+            <w:tcW w:type="dxa" w:w="4968"/>
+          </w:tcPr>
+          <w:p>
+            <w:r>
+              <w:rPr>
+                <w:rFonts w:ascii="STHeiti" w:hAnsi="STHeiti" w:eastAsia="STHeiti"/>
+                <w:sz w:val="18"/>
+              </w:rPr>
+              <w:t>Lees &amp; Cikara, *Understanding and combating misperceived polarization*</w:t>
+            </w:r>
+          </w:p>
+        </w:tc>
+        <w:tc>
+          <w:tcPr>
+            <w:tcW w:type="dxa" w:w="4968"/>
+          </w:tcPr>
+          <w:p>
+            <w:r>
+              <w:rPr>
+                <w:rFonts w:ascii="STHeiti" w:hAnsi="STHeiti" w:eastAsia="STHeiti"/>
+                <w:sz w:val="18"/>
+              </w:rPr>
+              <w:t>*Phil. Trans. R. Soc. B* 2021, 376(1822): 20200143</w:t>
+            </w:r>
+          </w:p>
+        </w:tc>
+      </w:tr>
+      <w:tr>
+        <w:tc>
+          <w:tcPr>
+            <w:tcW w:type="dxa" w:w="4968"/>
+          </w:tcPr>
+          <w:p>
+            <w:r>
+              <w:rPr>
+                <w:rFonts w:ascii="STHeiti" w:hAnsi="STHeiti" w:eastAsia="STHeiti"/>
+                <w:sz w:val="18"/>
+              </w:rPr>
+              <w:t>马得勇、黄敏璇《网络舆论中的态度极化与虚假共识》</w:t>
+            </w:r>
+          </w:p>
+        </w:tc>
+        <w:tc>
+          <w:tcPr>
+            <w:tcW w:type="dxa" w:w="4968"/>
+          </w:tcPr>
+          <w:p>
+            <w:r>
+              <w:rPr>
+                <w:rFonts w:ascii="STHeiti" w:hAnsi="STHeiti" w:eastAsia="STHeiti"/>
+                <w:sz w:val="18"/>
+              </w:rPr>
+              <w:t>《国际新闻界》2023, 45(7): 47–73</w:t>
             </w:r>
           </w:p>
         </w:tc>
@@ -1418,7 +1618,7 @@
                 <w:rFonts w:ascii="STHeiti" w:hAnsi="STHeiti" w:eastAsia="STHeiti"/>
                 <w:sz w:val="18"/>
               </w:rPr>
-              <w:t>Asami &amp; Kishishita, *Polarization as Pluralistic Ignorance*（把虚假极化界定为多元无知的一个特例）</w:t>
+              <w:t>Asami &amp; Kishishita, *Polarization as Pluralistic Ignorance*（感知极化即多元无知的一个特例）</w:t>
             </w:r>
           </w:p>
         </w:tc>
@@ -1433,36 +1633,6 @@
                 <w:sz w:val="18"/>
               </w:rPr>
               <w:t>*Journal of Public Economic Theory* 2025, 27(6): e70076</w:t>
-            </w:r>
-          </w:p>
-        </w:tc>
-      </w:tr>
-      <w:tr>
-        <w:tc>
-          <w:tcPr>
-            <w:tcW w:type="dxa" w:w="4968"/>
-          </w:tcPr>
-          <w:p>
-            <w:r>
-              <w:rPr>
-                <w:rFonts w:ascii="STHeiti" w:hAnsi="STHeiti" w:eastAsia="STHeiti"/>
-                <w:sz w:val="18"/>
-              </w:rPr>
-              <w:t>Lees &amp; Cikara, *Understanding and combating misperceived polarization*（false polarization 只存在于元认知信念层面）</w:t>
-            </w:r>
-          </w:p>
-        </w:tc>
-        <w:tc>
-          <w:tcPr>
-            <w:tcW w:type="dxa" w:w="4968"/>
-          </w:tcPr>
-          <w:p>
-            <w:r>
-              <w:rPr>
-                <w:rFonts w:ascii="STHeiti" w:hAnsi="STHeiti" w:eastAsia="STHeiti"/>
-                <w:sz w:val="18"/>
-              </w:rPr>
-              <w:t>*Phil. Trans. R. Soc. B* 2021, 376(1822): 20200143</w:t>
             </w:r>
           </w:p>
         </w:tc>
@@ -1538,7 +1708,7 @@
                 <w:rFonts w:ascii="STHeiti" w:hAnsi="STHeiti" w:eastAsia="STHeiti"/>
                 <w:sz w:val="18"/>
               </w:rPr>
-              <w:t>Geiger et al.（11 国含中国，N=3,653；公共共识信息干预对行为仅 δ=0.05）</w:t>
+              <w:t>Geiger et al.（11 国含中国；公共共识信息干预对行为仅 δ=0.05）</w:t>
             </w:r>
           </w:p>
         </w:tc>
@@ -1568,7 +1738,7 @@
                 <w:rFonts w:ascii="STHeiti" w:hAnsi="STHeiti" w:eastAsia="STHeiti"/>
                 <w:sz w:val="18"/>
               </w:rPr>
-              <w:t>Vlasceanu et al.（63 国干预锦标赛，N=59,440；无干预能提升更费力的行为）</w:t>
+              <w:t>Vlasceanu et al.（63 国干预锦标赛；无干预能提升更费力的行为）</w:t>
             </w:r>
           </w:p>
         </w:tc>
@@ -1583,51 +1753,6 @@
                 <w:sz w:val="18"/>
               </w:rPr>
               <w:t>*Science Advances* 2024, 10(6): eadj5778</w:t>
-            </w:r>
-          </w:p>
-        </w:tc>
-      </w:tr>
-      <w:tr>
-        <w:tc>
-          <w:tcPr>
-            <w:tcW w:type="dxa" w:w="4968"/>
-          </w:tcPr>
-          <w:p>
-            <w:r>
-              <w:rPr>
-                <w:rFonts w:ascii="STHeiti" w:hAnsi="STHeiti" w:eastAsia="STHeiti"/>
-                <w:sz w:val="18"/>
-              </w:rPr>
-              <w:t>魏然、周树华、罗文辉《媒介效果与社会变迁》（中文教材的多元无知专章）</w:t>
-            </w:r>
-          </w:p>
-        </w:tc>
-        <w:tc>
-          <w:tcPr>
-            <w:tcW w:type="dxa" w:w="4968"/>
-          </w:tcPr>
-          <w:p>
-            <w:r>
-              <w:rPr>
-                <w:rFonts w:ascii="STHeiti" w:hAnsi="STHeiti" w:eastAsia="STHeiti"/>
-                <w:sz w:val="18"/>
-              </w:rPr>
-              <w:t>中国人民大学出版社（</w:t>
-            </w:r>
-            <w:r>
-              <w:rPr>
-                <w:rFonts w:ascii="STHeiti" w:hAnsi="STHeiti" w:eastAsia="STHeiti"/>
-                <w:b/>
-                <w:sz w:val="18"/>
-              </w:rPr>
-              <w:t>版次待核实</w:t>
-            </w:r>
-            <w:r>
-              <w:rPr>
-                <w:rFonts w:ascii="STHeiti" w:hAnsi="STHeiti" w:eastAsia="STHeiti"/>
-                <w:sz w:val="18"/>
-              </w:rPr>
-              <w:t>）</w:t>
             </w:r>
           </w:p>
         </w:tc>
@@ -1688,14 +1813,14 @@
           <w:b/>
           <w:color w:val="444444"/>
         </w:rPr>
-        <w:t>与第三章的分工</w:t>
+        <w:t>与第一章的分工</w:t>
       </w:r>
       <w:r>
         <w:rPr>
           <w:rFonts w:ascii="STHeiti" w:hAnsi="STHeiti" w:eastAsia="STHeiti"/>
           <w:color w:val="444444"/>
         </w:rPr>
-        <w:t>：Miller 2023、Asami &amp; Kishishita 2025、Sargent &amp; Newman 2021 三条同时出现在第三（感知极化）章。</w:t>
+        <w:t>：Lees &amp; Cikara 2021 同时出现在第一章。</w:t>
       </w:r>
       <w:r>
         <w:rPr>
@@ -1703,14 +1828,14 @@
           <w:b/>
           <w:color w:val="444444"/>
         </w:rPr>
-        <w:t>在本章它们是理论谱系</w:t>
+        <w:t>在第一章</w:t>
       </w:r>
       <w:r>
         <w:rPr>
           <w:rFonts w:ascii="STHeiti" w:hAnsi="STHeiti" w:eastAsia="STHeiti"/>
           <w:color w:val="444444"/>
         </w:rPr>
-        <w:t>——讲"多元无知是什么、怎么界定"；</w:t>
+        <w:t>它是感知极化的理论来源；</w:t>
       </w:r>
       <w:r>
         <w:rPr>
@@ -1718,14 +1843,14 @@
           <w:b/>
           <w:color w:val="444444"/>
         </w:rPr>
-        <w:t>在第三章它们是关系支撑</w:t>
+        <w:t>在本章</w:t>
       </w:r>
       <w:r>
         <w:rPr>
           <w:rFonts w:ascii="STHeiti" w:hAnsi="STHeiti" w:eastAsia="STHeiti"/>
           <w:color w:val="444444"/>
         </w:rPr>
-        <w:t>——讲"感知极化为什么是这个理论的特例"。同一文献、两种用法，写作时不要重复展开。</w:t>
+        <w:t>它与 Asami &amp; Kishishita 2025 一起，说明"感知极化为什么是多元无知的一个特例"。同一文献、两种用法，写作时不要重复展开。</w:t>
       </w:r>
     </w:p>
     <w:p>
@@ -1739,394 +1864,7 @@
           <w:color w:val="000000"/>
           <w:sz w:val="24"/>
         </w:rPr>
-        <w:t>三、感知极化</w:t>
-      </w:r>
-    </w:p>
-    <w:tbl>
-      <w:tblPr>
-        <w:tblStyle w:val="TableGrid"/>
-        <w:tblW w:type="auto" w:w="0"/>
-        <w:tblLook w:firstColumn="1" w:firstRow="1" w:lastColumn="0" w:lastRow="0" w:noHBand="0" w:noVBand="1" w:val="04A0"/>
-      </w:tblPr>
-      <w:tblGrid>
-        <w:gridCol w:w="4968"/>
-        <w:gridCol w:w="4968"/>
-      </w:tblGrid>
-      <w:tr>
-        <w:tc>
-          <w:tcPr>
-            <w:tcW w:type="dxa" w:w="4968"/>
-          </w:tcPr>
-          <w:p>
-            <w:r>
-              <w:rPr>
-                <w:rFonts w:ascii="STHeiti" w:hAnsi="STHeiti" w:eastAsia="STHeiti"/>
-                <w:b/>
-                <w:sz w:val="18"/>
-              </w:rPr>
-              <w:t>文献</w:t>
-            </w:r>
-          </w:p>
-        </w:tc>
-        <w:tc>
-          <w:tcPr>
-            <w:tcW w:type="dxa" w:w="4968"/>
-          </w:tcPr>
-          <w:p>
-            <w:r>
-              <w:rPr>
-                <w:rFonts w:ascii="STHeiti" w:hAnsi="STHeiti" w:eastAsia="STHeiti"/>
-                <w:b/>
-                <w:sz w:val="18"/>
-              </w:rPr>
-              <w:t>出处</w:t>
-            </w:r>
-          </w:p>
-        </w:tc>
-      </w:tr>
-      <w:tr>
-        <w:tc>
-          <w:tcPr>
-            <w:tcW w:type="dxa" w:w="4968"/>
-          </w:tcPr>
-          <w:p>
-            <w:r>
-              <w:rPr>
-                <w:rFonts w:ascii="STHeiti" w:hAnsi="STHeiti" w:eastAsia="STHeiti"/>
-                <w:sz w:val="18"/>
-              </w:rPr>
-              <w:t>Levendusky &amp; Malhotra, *(Mis)perceptions of Partisan Polarization in the American Public*</w:t>
-            </w:r>
-          </w:p>
-        </w:tc>
-        <w:tc>
-          <w:tcPr>
-            <w:tcW w:type="dxa" w:w="4968"/>
-          </w:tcPr>
-          <w:p>
-            <w:r>
-              <w:rPr>
-                <w:rFonts w:ascii="STHeiti" w:hAnsi="STHeiti" w:eastAsia="STHeiti"/>
-                <w:sz w:val="18"/>
-              </w:rPr>
-              <w:t>*Public Opinion Quarterly* 2016, 80(S1): 378–391</w:t>
-            </w:r>
-          </w:p>
-        </w:tc>
-      </w:tr>
-      <w:tr>
-        <w:tc>
-          <w:tcPr>
-            <w:tcW w:type="dxa" w:w="4968"/>
-          </w:tcPr>
-          <w:p>
-            <w:r>
-              <w:rPr>
-                <w:rFonts w:ascii="STHeiti" w:hAnsi="STHeiti" w:eastAsia="STHeiti"/>
-                <w:sz w:val="18"/>
-              </w:rPr>
-              <w:t>Westfall, Van Boven, Chambers &amp; Judd, *Perceiving Political Polarization in the United States*</w:t>
-            </w:r>
-          </w:p>
-        </w:tc>
-        <w:tc>
-          <w:tcPr>
-            <w:tcW w:type="dxa" w:w="4968"/>
-          </w:tcPr>
-          <w:p>
-            <w:r>
-              <w:rPr>
-                <w:rFonts w:ascii="STHeiti" w:hAnsi="STHeiti" w:eastAsia="STHeiti"/>
-                <w:sz w:val="18"/>
-              </w:rPr>
-              <w:t>*Perspectives on Psychological Science* 2015, 10(2): 145–158</w:t>
-            </w:r>
-          </w:p>
-        </w:tc>
-      </w:tr>
-      <w:tr>
-        <w:tc>
-          <w:tcPr>
-            <w:tcW w:type="dxa" w:w="4968"/>
-          </w:tcPr>
-          <w:p>
-            <w:r>
-              <w:rPr>
-                <w:rFonts w:ascii="STHeiti" w:hAnsi="STHeiti" w:eastAsia="STHeiti"/>
-                <w:sz w:val="18"/>
-              </w:rPr>
-              <w:t>Lelkes, *Mass Polarization: Manifestations and Measurements*</w:t>
-            </w:r>
-          </w:p>
-        </w:tc>
-        <w:tc>
-          <w:tcPr>
-            <w:tcW w:type="dxa" w:w="4968"/>
-          </w:tcPr>
-          <w:p>
-            <w:r>
-              <w:rPr>
-                <w:rFonts w:ascii="STHeiti" w:hAnsi="STHeiti" w:eastAsia="STHeiti"/>
-                <w:sz w:val="18"/>
-              </w:rPr>
-              <w:t>*Public Opinion Quarterly* 2016, 80(S1): 392–410</w:t>
-            </w:r>
-          </w:p>
-        </w:tc>
-      </w:tr>
-      <w:tr>
-        <w:tc>
-          <w:tcPr>
-            <w:tcW w:type="dxa" w:w="4968"/>
-          </w:tcPr>
-          <w:p>
-            <w:r>
-              <w:rPr>
-                <w:rFonts w:ascii="STHeiti" w:hAnsi="STHeiti" w:eastAsia="STHeiti"/>
-                <w:sz w:val="18"/>
-              </w:rPr>
-              <w:t>Enders &amp; Armaly, *The Differential Effects of Actual and Perceived Polarization*</w:t>
-            </w:r>
-          </w:p>
-        </w:tc>
-        <w:tc>
-          <w:tcPr>
-            <w:tcW w:type="dxa" w:w="4968"/>
-          </w:tcPr>
-          <w:p>
-            <w:r>
-              <w:rPr>
-                <w:rFonts w:ascii="STHeiti" w:hAnsi="STHeiti" w:eastAsia="STHeiti"/>
-                <w:sz w:val="18"/>
-              </w:rPr>
-              <w:t>*Political Behavior* 2019, 41(3): 815–839</w:t>
-            </w:r>
-          </w:p>
-        </w:tc>
-      </w:tr>
-      <w:tr>
-        <w:tc>
-          <w:tcPr>
-            <w:tcW w:type="dxa" w:w="4968"/>
-          </w:tcPr>
-          <w:p>
-            <w:r>
-              <w:rPr>
-                <w:rFonts w:ascii="STHeiti" w:hAnsi="STHeiti" w:eastAsia="STHeiti"/>
-                <w:sz w:val="18"/>
-              </w:rPr>
-              <w:t>Lees &amp; Cikara, *Understanding and combating misperceived polarization*</w:t>
-            </w:r>
-          </w:p>
-        </w:tc>
-        <w:tc>
-          <w:tcPr>
-            <w:tcW w:type="dxa" w:w="4968"/>
-          </w:tcPr>
-          <w:p>
-            <w:r>
-              <w:rPr>
-                <w:rFonts w:ascii="STHeiti" w:hAnsi="STHeiti" w:eastAsia="STHeiti"/>
-                <w:sz w:val="18"/>
-              </w:rPr>
-              <w:t>*Phil. Trans. R. Soc. B* 2021, 376(1822): 20200143</w:t>
-            </w:r>
-          </w:p>
-        </w:tc>
-      </w:tr>
-      <w:tr>
-        <w:tc>
-          <w:tcPr>
-            <w:tcW w:type="dxa" w:w="4968"/>
-          </w:tcPr>
-          <w:p>
-            <w:r>
-              <w:rPr>
-                <w:rFonts w:ascii="STHeiti" w:hAnsi="STHeiti" w:eastAsia="STHeiti"/>
-                <w:sz w:val="18"/>
-              </w:rPr>
-              <w:t>Yang, Rojas, Wojcieszak, Iyengar et al., *Why Are "Others" So Polarized?*</w:t>
-            </w:r>
-          </w:p>
-        </w:tc>
-        <w:tc>
-          <w:tcPr>
-            <w:tcW w:type="dxa" w:w="4968"/>
-          </w:tcPr>
-          <w:p>
-            <w:r>
-              <w:rPr>
-                <w:rFonts w:ascii="STHeiti" w:hAnsi="STHeiti" w:eastAsia="STHeiti"/>
-                <w:sz w:val="18"/>
-              </w:rPr>
-              <w:t>*JCMC* 2016, 21(5): 349–367</w:t>
-            </w:r>
-          </w:p>
-        </w:tc>
-      </w:tr>
-      <w:tr>
-        <w:tc>
-          <w:tcPr>
-            <w:tcW w:type="dxa" w:w="4968"/>
-          </w:tcPr>
-          <w:p>
-            <w:r>
-              <w:rPr>
-                <w:rFonts w:ascii="STHeiti" w:hAnsi="STHeiti" w:eastAsia="STHeiti"/>
-                <w:sz w:val="18"/>
-              </w:rPr>
-              <w:t>Moore-Berg et al., *Exaggerated meta-perceptions predict intergroup hostility*</w:t>
-            </w:r>
-          </w:p>
-        </w:tc>
-        <w:tc>
-          <w:tcPr>
-            <w:tcW w:type="dxa" w:w="4968"/>
-          </w:tcPr>
-          <w:p>
-            <w:r>
-              <w:rPr>
-                <w:rFonts w:ascii="STHeiti" w:hAnsi="STHeiti" w:eastAsia="STHeiti"/>
-                <w:sz w:val="18"/>
-              </w:rPr>
-              <w:t>*PNAS* 2020, 117(26): 14864–14872</w:t>
-            </w:r>
-          </w:p>
-        </w:tc>
-      </w:tr>
-      <w:tr>
-        <w:tc>
-          <w:tcPr>
-            <w:tcW w:type="dxa" w:w="4968"/>
-          </w:tcPr>
-          <w:p>
-            <w:r>
-              <w:rPr>
-                <w:rFonts w:ascii="STHeiti" w:hAnsi="STHeiti" w:eastAsia="STHeiti"/>
-                <w:sz w:val="18"/>
-              </w:rPr>
-              <w:t>马得勇、黄敏璇《网络舆论中的态度极化与虚假共识》</w:t>
-            </w:r>
-          </w:p>
-        </w:tc>
-        <w:tc>
-          <w:tcPr>
-            <w:tcW w:type="dxa" w:w="4968"/>
-          </w:tcPr>
-          <w:p>
-            <w:r>
-              <w:rPr>
-                <w:rFonts w:ascii="STHeiti" w:hAnsi="STHeiti" w:eastAsia="STHeiti"/>
-                <w:sz w:val="18"/>
-              </w:rPr>
-              <w:t>《国际新闻界》2023, 45(7): 47–73</w:t>
-            </w:r>
-          </w:p>
-        </w:tc>
-      </w:tr>
-      <w:tr>
-        <w:tc>
-          <w:tcPr>
-            <w:tcW w:type="dxa" w:w="4968"/>
-          </w:tcPr>
-          <w:p>
-            <w:r>
-              <w:rPr>
-                <w:rFonts w:ascii="STHeiti" w:hAnsi="STHeiti" w:eastAsia="STHeiti"/>
-                <w:sz w:val="18"/>
-              </w:rPr>
-              <w:t>Miller, *A Century of Pluralistic Ignorance*（多元无知百年综述，本研究的理论主干）</w:t>
-            </w:r>
-          </w:p>
-        </w:tc>
-        <w:tc>
-          <w:tcPr>
-            <w:tcW w:type="dxa" w:w="4968"/>
-          </w:tcPr>
-          <w:p>
-            <w:r>
-              <w:rPr>
-                <w:rFonts w:ascii="STHeiti" w:hAnsi="STHeiti" w:eastAsia="STHeiti"/>
-                <w:sz w:val="18"/>
-              </w:rPr>
-              <w:t>*Frontiers in Social Psychology* 2023, 1: 1260896</w:t>
-            </w:r>
-          </w:p>
-        </w:tc>
-      </w:tr>
-      <w:tr>
-        <w:tc>
-          <w:tcPr>
-            <w:tcW w:type="dxa" w:w="4968"/>
-          </w:tcPr>
-          <w:p>
-            <w:r>
-              <w:rPr>
-                <w:rFonts w:ascii="STHeiti" w:hAnsi="STHeiti" w:eastAsia="STHeiti"/>
-                <w:sz w:val="18"/>
-              </w:rPr>
-              <w:t>Asami &amp; Kishishita, *Polarization as Pluralistic Ignorance*（把虚假极化界定为多元无知的一个特例）</w:t>
-            </w:r>
-          </w:p>
-        </w:tc>
-        <w:tc>
-          <w:tcPr>
-            <w:tcW w:type="dxa" w:w="4968"/>
-          </w:tcPr>
-          <w:p>
-            <w:r>
-              <w:rPr>
-                <w:rFonts w:ascii="STHeiti" w:hAnsi="STHeiti" w:eastAsia="STHeiti"/>
-                <w:sz w:val="18"/>
-              </w:rPr>
-              <w:t>*Journal of Public Economic Theory* 2025, 27(6): e70076</w:t>
-            </w:r>
-          </w:p>
-        </w:tc>
-      </w:tr>
-      <w:tr>
-        <w:tc>
-          <w:tcPr>
-            <w:tcW w:type="dxa" w:w="4968"/>
-          </w:tcPr>
-          <w:p>
-            <w:r>
-              <w:rPr>
-                <w:rFonts w:ascii="STHeiti" w:hAnsi="STHeiti" w:eastAsia="STHeiti"/>
-                <w:sz w:val="18"/>
-              </w:rPr>
-              <w:t>Sargent &amp; Newman, *Pluralistic Ignorance Research in Psychology*（方法学综述；告诫不可在个体层面计算"多元无知分数"）</w:t>
-            </w:r>
-          </w:p>
-        </w:tc>
-        <w:tc>
-          <w:tcPr>
-            <w:tcW w:type="dxa" w:w="4968"/>
-          </w:tcPr>
-          <w:p>
-            <w:r>
-              <w:rPr>
-                <w:rFonts w:ascii="STHeiti" w:hAnsi="STHeiti" w:eastAsia="STHeiti"/>
-                <w:sz w:val="18"/>
-              </w:rPr>
-              <w:t>*Review of General Psychology* 2021, 25(2): 163–184</w:t>
-            </w:r>
-          </w:p>
-        </w:tc>
-      </w:tr>
-    </w:tbl>
-    <w:p>
-      <w:pPr>
-        <w:pStyle w:val="Heading3"/>
-      </w:pPr>
-      <w:r>
-        <w:rPr>
-          <w:rFonts w:ascii="STHeiti" w:hAnsi="STHeiti" w:eastAsia="STHeiti"/>
-          <w:b/>
-          <w:color w:val="000000"/>
-          <w:sz w:val="24"/>
-        </w:rPr>
-        <w:t>四、意见表达</w:t>
+        <w:t>三、意见表达</w:t>
       </w:r>
     </w:p>
     <w:tbl>
@@ -2242,7 +1980,7 @@
                 <w:rFonts w:ascii="STHeiti" w:hAnsi="STHeiti" w:eastAsia="STHeiti"/>
                 <w:sz w:val="18"/>
               </w:rPr>
-              <w:t>Glynn, Hayes &amp; Shanahan, *Perceived Support for One's Opinions and Willingness to Speak Out*（表达意愿的元分析证据）</w:t>
+              <w:t>Glynn, Hayes &amp; Shanahan, *Perceived Support for One's Opinions and Willingness to Speak Out*</w:t>
             </w:r>
           </w:p>
         </w:tc>
@@ -2272,7 +2010,22 @@
                 <w:rFonts w:ascii="STHeiti" w:hAnsi="STHeiti" w:eastAsia="STHeiti"/>
                 <w:sz w:val="18"/>
               </w:rPr>
-              <w:t>Hayes, Glynn &amp; Shanahan, *Willingness to Self-Censor: A Construct and Measurement Tool for Public Opinion Research*（WTSC 8 题量表，α=.82）</w:t>
+              <w:t>Hayes, Glynn &amp; Shanahan, *Willingness to Self-Censor*（WTSC 8 题量表，</w:t>
+            </w:r>
+            <w:r>
+              <w:rPr>
+                <w:rFonts w:ascii="STHeiti" w:hAnsi="STHeiti" w:eastAsia="STHeiti"/>
+                <w:b/>
+                <w:sz w:val="18"/>
+              </w:rPr>
+              <w:t>本研究不用它做因变量</w:t>
+            </w:r>
+            <w:r>
+              <w:rPr>
+                <w:rFonts w:ascii="STHeiti" w:hAnsi="STHeiti" w:eastAsia="STHeiti"/>
+                <w:sz w:val="18"/>
+              </w:rPr>
+              <w:t>）</w:t>
             </w:r>
           </w:p>
         </w:tc>
@@ -2302,7 +2055,7 @@
                 <w:rFonts w:ascii="STHeiti" w:hAnsi="STHeiti" w:eastAsia="STHeiti"/>
                 <w:sz w:val="18"/>
               </w:rPr>
-              <w:t>Tsai &amp; Yu, *Issue Polarization and Opinion Expression: A Latent Variable Approach to Nonresponse and Misreporting*（"意见表达 × 议题极化"的直接先例，同样接入沉默的螺旋）</w:t>
+              <w:t>Tsai &amp; Yu, *Issue Polarization and Opinion Expression*（"意见表达 × 议题极化"的直接先例）</w:t>
             </w:r>
           </w:p>
         </w:tc>
@@ -2332,7 +2085,7 @@
                 <w:rFonts w:ascii="STHeiti" w:hAnsi="STHeiti" w:eastAsia="STHeiti"/>
                 <w:sz w:val="18"/>
               </w:rPr>
-              <w:t>廖圣清、程俊超、于建娉《网络新闻回帖中的受众互动与群体极化：以情绪为中介变量》</w:t>
+              <w:t>Matthes, Knoll &amp; von Sikorski, *The "Spiral of Silence" Revisited*（元分析：66 项研究 N=27,192，平均 r=.10，近关系＋切身议题时 r=.34）</w:t>
             </w:r>
           </w:p>
         </w:tc>
@@ -2346,7 +2099,7 @@
                 <w:rFonts w:ascii="STHeiti" w:hAnsi="STHeiti" w:eastAsia="STHeiti"/>
                 <w:sz w:val="18"/>
               </w:rPr>
-              <w:t>《国际新闻界》2023, 45(9): 91–117（样本为《人民日报》微博 43,088 条新闻 + 1,204,769 条评论）</w:t>
+              <w:t>*Communication Research* 2018, 45(1): 3–33</w:t>
             </w:r>
           </w:p>
         </w:tc>
@@ -2362,7 +2115,37 @@
                 <w:rFonts w:ascii="STHeiti" w:hAnsi="STHeiti" w:eastAsia="STHeiti"/>
                 <w:sz w:val="18"/>
               </w:rPr>
-              <w:t>虞鑫、许弘智《意见领袖、沉默的螺旋与群体极化：基于社会网络视角的仿真研究》</w:t>
+              <w:t>Coe, Kenski &amp; Rains, *Online and Uncivil?*（对立化表达，作对照概念）</w:t>
+            </w:r>
+          </w:p>
+        </w:tc>
+        <w:tc>
+          <w:tcPr>
+            <w:tcW w:type="dxa" w:w="4968"/>
+          </w:tcPr>
+          <w:p>
+            <w:r>
+              <w:rPr>
+                <w:rFonts w:ascii="STHeiti" w:hAnsi="STHeiti" w:eastAsia="STHeiti"/>
+                <w:sz w:val="18"/>
+              </w:rPr>
+              <w:t>*Journal of Communication* 2014, 64(4): 658–679</w:t>
+            </w:r>
+          </w:p>
+        </w:tc>
+      </w:tr>
+      <w:tr>
+        <w:tc>
+          <w:tcPr>
+            <w:tcW w:type="dxa" w:w="4968"/>
+          </w:tcPr>
+          <w:p>
+            <w:r>
+              <w:rPr>
+                <w:rFonts w:ascii="STHeiti" w:hAnsi="STHeiti" w:eastAsia="STHeiti"/>
+                <w:sz w:val="18"/>
+              </w:rPr>
+              <w:t>虞鑫、许弘智《意见领袖、沉默的螺旋与群体极化》</w:t>
             </w:r>
           </w:p>
         </w:tc>
@@ -2392,7 +2175,7 @@
                 <w:rFonts w:ascii="STHeiti" w:hAnsi="STHeiti" w:eastAsia="STHeiti"/>
                 <w:sz w:val="18"/>
               </w:rPr>
-              <w:t>郭小安《舆论的寡头化铁律："沉默的螺旋"理论适用边界的再思考》</w:t>
+              <w:t>廖圣清、程俊超、于建娉《网络新闻回帖中的受众互动与群体极化：以情绪为中介变量》</w:t>
             </w:r>
           </w:p>
         </w:tc>
@@ -2406,127 +2189,7 @@
                 <w:rFonts w:ascii="STHeiti" w:hAnsi="STHeiti" w:eastAsia="STHeiti"/>
                 <w:sz w:val="18"/>
               </w:rPr>
-              <w:t>《国际新闻界》2015, 37(5): 51–65</w:t>
-            </w:r>
-          </w:p>
-        </w:tc>
-      </w:tr>
-      <w:tr>
-        <w:tc>
-          <w:tcPr>
-            <w:tcW w:type="dxa" w:w="4968"/>
-          </w:tcPr>
-          <w:p>
-            <w:r>
-              <w:rPr>
-                <w:rFonts w:ascii="STHeiti" w:hAnsi="STHeiti" w:eastAsia="STHeiti"/>
-                <w:sz w:val="18"/>
-              </w:rPr>
-              <w:t>Coe, Kenski &amp; Rains, *Online and Uncivil? Patterns and Determinants of Incivility in Newspaper Website Comments*（不文明表达，作对照概念）</w:t>
-            </w:r>
-          </w:p>
-        </w:tc>
-        <w:tc>
-          <w:tcPr>
-            <w:tcW w:type="dxa" w:w="4968"/>
-          </w:tcPr>
-          <w:p>
-            <w:r>
-              <w:rPr>
-                <w:rFonts w:ascii="STHeiti" w:hAnsi="STHeiti" w:eastAsia="STHeiti"/>
-                <w:sz w:val="18"/>
-              </w:rPr>
-              <w:t>*</w:t>
-            </w:r>
-            <w:r>
-              <w:rPr>
-                <w:rFonts w:ascii="STHeiti" w:hAnsi="STHeiti" w:eastAsia="STHeiti"/>
-                <w:b/>
-                <w:sz w:val="18"/>
-              </w:rPr>
-              <w:t>Journal of Communication</w:t>
-            </w:r>
-            <w:r>
-              <w:rPr>
-                <w:rFonts w:ascii="STHeiti" w:hAnsi="STHeiti" w:eastAsia="STHeiti"/>
-                <w:sz w:val="18"/>
-              </w:rPr>
-              <w:t>* 2014, 64(4): 658–679（</w:t>
-            </w:r>
-            <w:r>
-              <w:rPr>
-                <w:rFonts w:ascii="STHeiti" w:hAnsi="STHeiti" w:eastAsia="STHeiti"/>
-                <w:b/>
-                <w:sz w:val="18"/>
-              </w:rPr>
-              <w:t>原表误记为 JCMC</w:t>
-            </w:r>
-            <w:r>
-              <w:rPr>
-                <w:rFonts w:ascii="STHeiti" w:hAnsi="STHeiti" w:eastAsia="STHeiti"/>
-                <w:sz w:val="18"/>
-              </w:rPr>
-              <w:t>）</w:t>
-            </w:r>
-          </w:p>
-        </w:tc>
-      </w:tr>
-      <w:tr>
-        <w:tc>
-          <w:tcPr>
-            <w:tcW w:type="dxa" w:w="4968"/>
-          </w:tcPr>
-          <w:p>
-            <w:r>
-              <w:rPr>
-                <w:rFonts w:ascii="STHeiti" w:hAnsi="STHeiti" w:eastAsia="STHeiti"/>
-                <w:sz w:val="18"/>
-              </w:rPr>
-              <w:t>Papacharissi, *Democracy Online: Civility, Politeness, and the Democratic Potential of Online Political Discussion Groups*（不文明表达，作对照概念）</w:t>
-            </w:r>
-          </w:p>
-        </w:tc>
-        <w:tc>
-          <w:tcPr>
-            <w:tcW w:type="dxa" w:w="4968"/>
-          </w:tcPr>
-          <w:p>
-            <w:r>
-              <w:rPr>
-                <w:rFonts w:ascii="STHeiti" w:hAnsi="STHeiti" w:eastAsia="STHeiti"/>
-                <w:sz w:val="18"/>
-              </w:rPr>
-              <w:t>*New Media &amp; Society* 2004, 6(2): 259–283</w:t>
-            </w:r>
-          </w:p>
-        </w:tc>
-      </w:tr>
-      <w:tr>
-        <w:tc>
-          <w:tcPr>
-            <w:tcW w:type="dxa" w:w="4968"/>
-          </w:tcPr>
-          <w:p>
-            <w:r>
-              <w:rPr>
-                <w:rFonts w:ascii="STHeiti" w:hAnsi="STHeiti" w:eastAsia="STHeiti"/>
-                <w:sz w:val="18"/>
-              </w:rPr>
-              <w:t>Matthes, Knoll &amp; von Sikorski, *The "Spiral of Silence" Revisited*（意见气候 → 表达 的元分析：66 项研究 N=27,192，平均 r=.10，近关系＋切身议题时 r=.34）</w:t>
-            </w:r>
-          </w:p>
-        </w:tc>
-        <w:tc>
-          <w:tcPr>
-            <w:tcW w:type="dxa" w:w="4968"/>
-          </w:tcPr>
-          <w:p>
-            <w:r>
-              <w:rPr>
-                <w:rFonts w:ascii="STHeiti" w:hAnsi="STHeiti" w:eastAsia="STHeiti"/>
-                <w:sz w:val="18"/>
-              </w:rPr>
-              <w:t>*Communication Research* 2018, 45(1): 3–33</w:t>
+              <w:t>《国际新闻界》2023, 45(9): 91–117</w:t>
             </w:r>
           </w:p>
         </w:tc>
@@ -2543,7 +2206,37 @@
           <w:color w:val="000000"/>
           <w:sz w:val="24"/>
         </w:rPr>
-        <w:t>五、AI 搜索</w:t>
+        <w:t>四、研究述评与本研究切入点</w:t>
+      </w:r>
+    </w:p>
+    <w:p>
+      <w:r>
+        <w:rPr>
+          <w:rFonts w:ascii="STHeiti" w:hAnsi="STHeiti" w:eastAsia="STHeiti"/>
+        </w:rPr>
+        <w:t>由前三章汇总，并</w:t>
+      </w:r>
+      <w:r>
+        <w:rPr>
+          <w:rFonts w:ascii="STHeiti" w:hAnsi="STHeiti" w:eastAsia="STHeiti"/>
+          <w:b/>
+        </w:rPr>
+        <w:t>正面处理"降温／升温"两条证据线</w:t>
+      </w:r>
+      <w:r>
+        <w:rPr>
+          <w:rFonts w:ascii="STHeiti" w:hAnsi="STHeiti" w:eastAsia="STHeiti"/>
+        </w:rPr>
+        <w:t>（原"AI 搜索"章的核心文献并入此处）：</w:t>
+      </w:r>
+    </w:p>
+    <w:p>
+      <w:r>
+        <w:rPr>
+          <w:rFonts w:ascii="STHeiti" w:hAnsi="STHeiti" w:eastAsia="STHeiti"/>
+          <w:b/>
+        </w:rPr>
+        <w:t>无效应／逆火侧</w:t>
       </w:r>
     </w:p>
     <w:tbl>
@@ -2599,7 +2292,22 @@
                 <w:rFonts w:ascii="STHeiti" w:hAnsi="STHeiti" w:eastAsia="STHeiti"/>
                 <w:sz w:val="18"/>
               </w:rPr>
-              <w:t>赵宇翔、付振康、曾鹏翔、李金昊《生成式人工智能驱动下智慧图书馆信息搜索的技术框架及服务模式研究》</w:t>
+              <w:t>Bail et al.（跨立场接触一个月，共和党人</w:t>
+            </w:r>
+            <w:r>
+              <w:rPr>
+                <w:rFonts w:ascii="STHeiti" w:hAnsi="STHeiti" w:eastAsia="STHeiti"/>
+                <w:b/>
+                <w:sz w:val="18"/>
+              </w:rPr>
+              <w:t>更保守</w:t>
+            </w:r>
+            <w:r>
+              <w:rPr>
+                <w:rFonts w:ascii="STHeiti" w:hAnsi="STHeiti" w:eastAsia="STHeiti"/>
+                <w:sz w:val="18"/>
+              </w:rPr>
+              <w:t>）</w:t>
             </w:r>
           </w:p>
         </w:tc>
@@ -2613,7 +2321,7 @@
                 <w:rFonts w:ascii="STHeiti" w:hAnsi="STHeiti" w:eastAsia="STHeiti"/>
                 <w:sz w:val="18"/>
               </w:rPr>
-              <w:t>《中国图书馆学报》2025, 51(5): 54–66</w:t>
+              <w:t>*PNAS* 2018, 115(37): 9216–9221</w:t>
             </w:r>
           </w:p>
         </w:tc>
@@ -2629,7 +2337,22 @@
                 <w:rFonts w:ascii="STHeiti" w:hAnsi="STHeiti" w:eastAsia="STHeiti"/>
                 <w:sz w:val="18"/>
               </w:rPr>
-              <w:t>嵇婷、许磊、周纲《生成式人工智能驱动下图书馆信息检索服务模式的重构研究》</w:t>
+              <w:t>Nyhan et al.（Facebook 大实验，N=23,377，</w:t>
+            </w:r>
+            <w:r>
+              <w:rPr>
+                <w:rFonts w:ascii="STHeiti" w:hAnsi="STHeiti" w:eastAsia="STHeiti"/>
+                <w:b/>
+                <w:sz w:val="18"/>
+              </w:rPr>
+              <w:t>八项预注册态度指标全无效应</w:t>
+            </w:r>
+            <w:r>
+              <w:rPr>
+                <w:rFonts w:ascii="STHeiti" w:hAnsi="STHeiti" w:eastAsia="STHeiti"/>
+                <w:sz w:val="18"/>
+              </w:rPr>
+              <w:t>）</w:t>
             </w:r>
           </w:p>
         </w:tc>
@@ -2643,7 +2366,7 @@
                 <w:rFonts w:ascii="STHeiti" w:hAnsi="STHeiti" w:eastAsia="STHeiti"/>
                 <w:sz w:val="18"/>
               </w:rPr>
-              <w:t>《图书馆建设》2025(6): 134–145</w:t>
+              <w:t>*Nature* 2023, 620(7972): 137–144</w:t>
             </w:r>
           </w:p>
         </w:tc>
@@ -2659,7 +2382,7 @@
                 <w:rFonts w:ascii="STHeiti" w:hAnsi="STHeiti" w:eastAsia="STHeiti"/>
                 <w:sz w:val="18"/>
               </w:rPr>
-              <w:t>彭思源、伍思颖、凌商、李樵、王平《"智""数"融合的典型行动：生成式智能搜索引擎交互场景下的数据意义建构》（提出"生成式智能搜索引擎"）</w:t>
+              <w:t>Guess et al.（改写 feed 排序的实验，主结果同样无效应）</w:t>
             </w:r>
           </w:p>
         </w:tc>
@@ -2673,7 +2396,59 @@
                 <w:rFonts w:ascii="STHeiti" w:hAnsi="STHeiti" w:eastAsia="STHeiti"/>
                 <w:sz w:val="18"/>
               </w:rPr>
-              <w:t>《信息资源管理学报》2025, 15(5): 34–50</w:t>
+              <w:t>*Science* 2023, 381(6656): 398–404</w:t>
+            </w:r>
+          </w:p>
+        </w:tc>
+      </w:tr>
+    </w:tbl>
+    <w:p>
+      <w:r>
+        <w:rPr>
+          <w:rFonts w:ascii="STHeiti" w:hAnsi="STHeiti" w:eastAsia="STHeiti"/>
+          <w:b/>
+        </w:rPr>
+        <w:t>有效侧</w:t>
+      </w:r>
+    </w:p>
+    <w:tbl>
+      <w:tblPr>
+        <w:tblStyle w:val="TableGrid"/>
+        <w:tblW w:type="auto" w:w="0"/>
+        <w:tblLook w:firstColumn="1" w:firstRow="1" w:lastColumn="0" w:lastRow="0" w:noHBand="0" w:noVBand="1" w:val="04A0"/>
+      </w:tblPr>
+      <w:tblGrid>
+        <w:gridCol w:w="4968"/>
+        <w:gridCol w:w="4968"/>
+      </w:tblGrid>
+      <w:tr>
+        <w:tc>
+          <w:tcPr>
+            <w:tcW w:type="dxa" w:w="4968"/>
+          </w:tcPr>
+          <w:p>
+            <w:r>
+              <w:rPr>
+                <w:rFonts w:ascii="STHeiti" w:hAnsi="STHeiti" w:eastAsia="STHeiti"/>
+                <w:b/>
+                <w:sz w:val="18"/>
+              </w:rPr>
+              <w:t>文献</w:t>
+            </w:r>
+          </w:p>
+        </w:tc>
+        <w:tc>
+          <w:tcPr>
+            <w:tcW w:type="dxa" w:w="4968"/>
+          </w:tcPr>
+          <w:p>
+            <w:r>
+              <w:rPr>
+                <w:rFonts w:ascii="STHeiti" w:hAnsi="STHeiti" w:eastAsia="STHeiti"/>
+                <w:b/>
+                <w:sz w:val="18"/>
+              </w:rPr>
+              <w:t>出处</w:t>
             </w:r>
           </w:p>
         </w:tc>
@@ -2689,7 +2464,7 @@
                 <w:rFonts w:ascii="STHeiti" w:hAnsi="STHeiti" w:eastAsia="STHeiti"/>
                 <w:sz w:val="18"/>
               </w:rPr>
-              <w:t>姚山季、朱娠萍、刘佳静、李晓勤《AI 赋能用户信息行为研究：逻辑与框架》</w:t>
+              <w:t>Piccardi et al.（算法重排田野实验）</w:t>
             </w:r>
           </w:p>
         </w:tc>
@@ -2703,7 +2478,7 @@
                 <w:rFonts w:ascii="STHeiti" w:hAnsi="STHeiti" w:eastAsia="STHeiti"/>
                 <w:sz w:val="18"/>
               </w:rPr>
-              <w:t>《数字图书馆论坛》2025, 21(12): 1–7</w:t>
+              <w:t>*Science* 2025, 390(6776): eadu5584</w:t>
             </w:r>
           </w:p>
         </w:tc>
@@ -2719,7 +2494,7 @@
                 <w:rFonts w:ascii="STHeiti" w:hAnsi="STHeiti" w:eastAsia="STHeiti"/>
                 <w:sz w:val="18"/>
               </w:rPr>
-              <w:t>王知津、韩正彪《信息行为集成化研究框架初探》（图情"信息集成"来源）</w:t>
+              <w:t>Hruschka &amp; Appel, *Reducing political polarization through conversations with artificial intelligence*</w:t>
             </w:r>
           </w:p>
         </w:tc>
@@ -2733,7 +2508,59 @@
                 <w:rFonts w:ascii="STHeiti" w:hAnsi="STHeiti" w:eastAsia="STHeiti"/>
                 <w:sz w:val="18"/>
               </w:rPr>
-              <w:t>《中国图书馆学报》2012, 38(1): 87–95</w:t>
+              <w:t>*JCMC* 2026, 31(2): zmag003</w:t>
+            </w:r>
+          </w:p>
+        </w:tc>
+      </w:tr>
+    </w:tbl>
+    <w:p>
+      <w:r>
+        <w:rPr>
+          <w:rFonts w:ascii="STHeiti" w:hAnsi="STHeiti" w:eastAsia="STHeiti"/>
+          <w:b/>
+        </w:rPr>
+        <w:t>本研究的技术情境（AI 搜索）</w:t>
+      </w:r>
+    </w:p>
+    <w:tbl>
+      <w:tblPr>
+        <w:tblStyle w:val="TableGrid"/>
+        <w:tblW w:type="auto" w:w="0"/>
+        <w:tblLook w:firstColumn="1" w:firstRow="1" w:lastColumn="0" w:lastRow="0" w:noHBand="0" w:noVBand="1" w:val="04A0"/>
+      </w:tblPr>
+      <w:tblGrid>
+        <w:gridCol w:w="4968"/>
+        <w:gridCol w:w="4968"/>
+      </w:tblGrid>
+      <w:tr>
+        <w:tc>
+          <w:tcPr>
+            <w:tcW w:type="dxa" w:w="4968"/>
+          </w:tcPr>
+          <w:p>
+            <w:r>
+              <w:rPr>
+                <w:rFonts w:ascii="STHeiti" w:hAnsi="STHeiti" w:eastAsia="STHeiti"/>
+                <w:b/>
+                <w:sz w:val="18"/>
+              </w:rPr>
+              <w:t>文献</w:t>
+            </w:r>
+          </w:p>
+        </w:tc>
+        <w:tc>
+          <w:tcPr>
+            <w:tcW w:type="dxa" w:w="4968"/>
+          </w:tcPr>
+          <w:p>
+            <w:r>
+              <w:rPr>
+                <w:rFonts w:ascii="STHeiti" w:hAnsi="STHeiti" w:eastAsia="STHeiti"/>
+                <w:b/>
+                <w:sz w:val="18"/>
+              </w:rPr>
+              <w:t>出处</w:t>
             </w:r>
           </w:p>
         </w:tc>
@@ -2749,7 +2576,22 @@
                 <w:rFonts w:ascii="STHeiti" w:hAnsi="STHeiti" w:eastAsia="STHeiti"/>
                 <w:sz w:val="18"/>
               </w:rPr>
-              <w:t>Anderson, *Integration Theory and Attitude Change*（信息整合理论）</w:t>
+              <w:t>以微博智搜上线为自然实验、近 200 万条微博、DiD 设计（结论：</w:t>
+            </w:r>
+            <w:r>
+              <w:rPr>
+                <w:rFonts w:ascii="STHeiti" w:hAnsi="STHeiti" w:eastAsia="STHeiti"/>
+                <w:b/>
+                <w:sz w:val="18"/>
+              </w:rPr>
+              <w:t>总体降低攻击性表达，政治议题语境下反而激化</w:t>
+            </w:r>
+            <w:r>
+              <w:rPr>
+                <w:rFonts w:ascii="STHeiti" w:hAnsi="STHeiti" w:eastAsia="STHeiti"/>
+                <w:sz w:val="18"/>
+              </w:rPr>
+              <w:t>）</w:t>
             </w:r>
           </w:p>
         </w:tc>
@@ -2763,67 +2605,7 @@
                 <w:rFonts w:ascii="STHeiti" w:hAnsi="STHeiti" w:eastAsia="STHeiti"/>
                 <w:sz w:val="18"/>
               </w:rPr>
-              <w:t>*Psychological Review* 1971, 78: 171–206</w:t>
-            </w:r>
-          </w:p>
-        </w:tc>
-      </w:tr>
-      <w:tr>
-        <w:tc>
-          <w:tcPr>
-            <w:tcW w:type="dxa" w:w="4968"/>
-          </w:tcPr>
-          <w:p>
-            <w:r>
-              <w:rPr>
-                <w:rFonts w:ascii="STHeiti" w:hAnsi="STHeiti" w:eastAsia="STHeiti"/>
-                <w:sz w:val="18"/>
-              </w:rPr>
-              <w:t>Chung, Fink, Waks, Meffert &amp; Xie（序贯信息整合模型 SIIM）</w:t>
-            </w:r>
-          </w:p>
-        </w:tc>
-        <w:tc>
-          <w:tcPr>
-            <w:tcW w:type="dxa" w:w="4968"/>
-          </w:tcPr>
-          <w:p>
-            <w:r>
-              <w:rPr>
-                <w:rFonts w:ascii="STHeiti" w:hAnsi="STHeiti" w:eastAsia="STHeiti"/>
-                <w:sz w:val="18"/>
-              </w:rPr>
-              <w:t>*Communication Monographs* 2012, 79(2): 160–180</w:t>
-            </w:r>
-          </w:p>
-        </w:tc>
-      </w:tr>
-      <w:tr>
-        <w:tc>
-          <w:tcPr>
-            <w:tcW w:type="dxa" w:w="4968"/>
-          </w:tcPr>
-          <w:p>
-            <w:r>
-              <w:rPr>
-                <w:rFonts w:ascii="STHeiti" w:hAnsi="STHeiti" w:eastAsia="STHeiti"/>
-                <w:sz w:val="18"/>
-              </w:rPr>
-              <w:t>Chung &amp; Fink, *Sequential Information Integration and Belief Trajectories II*</w:t>
-            </w:r>
-          </w:p>
-        </w:tc>
-        <w:tc>
-          <w:tcPr>
-            <w:tcW w:type="dxa" w:w="4968"/>
-          </w:tcPr>
-          <w:p>
-            <w:r>
-              <w:rPr>
-                <w:rFonts w:ascii="STHeiti" w:hAnsi="STHeiti" w:eastAsia="STHeiti"/>
-                <w:sz w:val="18"/>
-              </w:rPr>
-              <w:t>*Communication Research* 2016, 43(7): 945–971</w:t>
+              <w:t>香港中文大学新闻与传播学院研究书册第 18 册（2025）（作者、题名待核实）</w:t>
             </w:r>
           </w:p>
         </w:tc>
@@ -2853,7 +2635,7 @@
                 <w:rFonts w:ascii="STHeiti" w:hAnsi="STHeiti" w:eastAsia="STHeiti"/>
                 <w:sz w:val="18"/>
               </w:rPr>
-              <w:t>CHI '24, Article 1033, 17 pages（DOI 10.1145/3613904.3642459）</w:t>
+              <w:t>CHI '24, Article 1033（DOI 10.1145/3613904.3642459）</w:t>
             </w:r>
           </w:p>
         </w:tc>
@@ -2899,186 +2681,6 @@
                 <w:rFonts w:ascii="STHeiti" w:hAnsi="STHeiti" w:eastAsia="STHeiti"/>
                 <w:sz w:val="18"/>
               </w:rPr>
-              <w:t>Brantner, Karlsson &amp; Kuai, *Sourcing behavior and the role of news media in AI-powered search engines in the digital media ecosystem*（AI 搜索的信源引用结构）</w:t>
-            </w:r>
-          </w:p>
-        </w:tc>
-        <w:tc>
-          <w:tcPr>
-            <w:tcW w:type="dxa" w:w="4968"/>
-          </w:tcPr>
-          <w:p>
-            <w:r>
-              <w:rPr>
-                <w:rFonts w:ascii="STHeiti" w:hAnsi="STHeiti" w:eastAsia="STHeiti"/>
-                <w:sz w:val="18"/>
-              </w:rPr>
-              <w:t>*Telecommunications Policy* 2025, 49(5): 102952</w:t>
-            </w:r>
-          </w:p>
-        </w:tc>
-      </w:tr>
-      <w:tr>
-        <w:tc>
-          <w:tcPr>
-            <w:tcW w:type="dxa" w:w="4968"/>
-          </w:tcPr>
-          <w:p>
-            <w:r>
-              <w:rPr>
-                <w:rFonts w:ascii="STHeiti" w:hAnsi="STHeiti" w:eastAsia="STHeiti"/>
-                <w:sz w:val="18"/>
-              </w:rPr>
-              <w:t>以微博智搜上线为自然实验、近 200 万条微博、DiD 设计的研究</w:t>
-            </w:r>
-          </w:p>
-        </w:tc>
-        <w:tc>
-          <w:tcPr>
-            <w:tcW w:type="dxa" w:w="4968"/>
-          </w:tcPr>
-          <w:p>
-            <w:r>
-              <w:rPr>
-                <w:rFonts w:ascii="STHeiti" w:hAnsi="STHeiti" w:eastAsia="STHeiti"/>
-                <w:sz w:val="18"/>
-              </w:rPr>
-              <w:t>香港中文大学新闻与传播学院研究书册第 18 册（2025）（作者、题名待核实；原检索链接已失效）</w:t>
-            </w:r>
-          </w:p>
-        </w:tc>
-      </w:tr>
-      <w:tr>
-        <w:tc>
-          <w:tcPr>
-            <w:tcW w:type="dxa" w:w="4968"/>
-          </w:tcPr>
-          <w:p>
-            <w:r>
-              <w:rPr>
-                <w:rFonts w:ascii="STHeiti" w:hAnsi="STHeiti" w:eastAsia="STHeiti"/>
-                <w:sz w:val="18"/>
-              </w:rPr>
-              <w:t>Sparkman, Geiger &amp; Weber, *Americans Experience a False Social Reality by Underestimating Popular Climate Policy Support by Nearly Half*（多元无知的经典测量与干预；本研究干预的算法化版本对照）</w:t>
-            </w:r>
-          </w:p>
-        </w:tc>
-        <w:tc>
-          <w:tcPr>
-            <w:tcW w:type="dxa" w:w="4968"/>
-          </w:tcPr>
-          <w:p>
-            <w:r>
-              <w:rPr>
-                <w:rFonts w:ascii="STHeiti" w:hAnsi="STHeiti" w:eastAsia="STHeiti"/>
-                <w:sz w:val="18"/>
-              </w:rPr>
-              <w:t>*Nature Communications* 2022, 13: 4779</w:t>
-            </w:r>
-          </w:p>
-        </w:tc>
-      </w:tr>
-      <w:tr>
-        <w:tc>
-          <w:tcPr>
-            <w:tcW w:type="dxa" w:w="4968"/>
-          </w:tcPr>
-          <w:p>
-            <w:r>
-              <w:rPr>
-                <w:rFonts w:ascii="STHeiti" w:hAnsi="STHeiti" w:eastAsia="STHeiti"/>
-                <w:sz w:val="18"/>
-              </w:rPr>
-              <w:t>Geiger et al., *What We Think Others Think and Do About Climate Change*（11 国含中国；公共共识信息干预对表达意愿仅 δ=0.05）</w:t>
-            </w:r>
-          </w:p>
-        </w:tc>
-        <w:tc>
-          <w:tcPr>
-            <w:tcW w:type="dxa" w:w="4968"/>
-          </w:tcPr>
-          <w:p>
-            <w:r>
-              <w:rPr>
-                <w:rFonts w:ascii="STHeiti" w:hAnsi="STHeiti" w:eastAsia="STHeiti"/>
-                <w:sz w:val="18"/>
-              </w:rPr>
-              <w:t>*Psychological Science* 2025, 36(6): 421–442</w:t>
-            </w:r>
-          </w:p>
-        </w:tc>
-      </w:tr>
-      <w:tr>
-        <w:tc>
-          <w:tcPr>
-            <w:tcW w:type="dxa" w:w="4968"/>
-          </w:tcPr>
-          <w:p>
-            <w:r>
-              <w:rPr>
-                <w:rFonts w:ascii="STHeiti" w:hAnsi="STHeiti" w:eastAsia="STHeiti"/>
-                <w:sz w:val="18"/>
-              </w:rPr>
-              <w:t>Vlasceanu et al., *Addressing Climate Change with Behavioral Science*（63 国干预锦标赛，N=59,440；无干预能提升费力行为）</w:t>
-            </w:r>
-          </w:p>
-        </w:tc>
-        <w:tc>
-          <w:tcPr>
-            <w:tcW w:type="dxa" w:w="4968"/>
-          </w:tcPr>
-          <w:p>
-            <w:r>
-              <w:rPr>
-                <w:rFonts w:ascii="STHeiti" w:hAnsi="STHeiti" w:eastAsia="STHeiti"/>
-                <w:sz w:val="18"/>
-              </w:rPr>
-              <w:t>*Science Advances* 2024, 10(6): eadj5778</w:t>
-            </w:r>
-          </w:p>
-        </w:tc>
-      </w:tr>
-      <w:tr>
-        <w:tc>
-          <w:tcPr>
-            <w:tcW w:type="dxa" w:w="4968"/>
-          </w:tcPr>
-          <w:p>
-            <w:r>
-              <w:rPr>
-                <w:rFonts w:ascii="STHeiti" w:hAnsi="STHeiti" w:eastAsia="STHeiti"/>
-                <w:sz w:val="18"/>
-              </w:rPr>
-              <w:t>Bursztyn, González &amp; Yanagizawa-Drott, *Misperceived Social Norms: Women Working Outside the Home in Saudi Arabia*（纠正误判 → 改变行为的田野实验）</w:t>
-            </w:r>
-          </w:p>
-        </w:tc>
-        <w:tc>
-          <w:tcPr>
-            <w:tcW w:type="dxa" w:w="4968"/>
-          </w:tcPr>
-          <w:p>
-            <w:r>
-              <w:rPr>
-                <w:rFonts w:ascii="STHeiti" w:hAnsi="STHeiti" w:eastAsia="STHeiti"/>
-                <w:sz w:val="18"/>
-              </w:rPr>
-              <w:t>*American Economic Review* 2020, 110(10): 2997–3029</w:t>
-            </w:r>
-          </w:p>
-        </w:tc>
-      </w:tr>
-      <w:tr>
-        <w:tc>
-          <w:tcPr>
-            <w:tcW w:type="dxa" w:w="4968"/>
-          </w:tcPr>
-          <w:p>
-            <w:r>
-              <w:rPr>
-                <w:rFonts w:ascii="STHeiti" w:hAnsi="STHeiti" w:eastAsia="STHeiti"/>
-                <w:sz w:val="18"/>
-              </w:rPr>
               <w:t>Globig, Xu, Alshamy &amp; Van Bavel（AI 作为身份中立信源，绕过身份驱动的信源回避）</w:t>
             </w:r>
           </w:p>
@@ -3107,87 +2709,6 @@
         </w:tc>
       </w:tr>
     </w:tbl>
-    <w:p>
-      <w:pPr>
-        <w:pStyle w:val="Heading3"/>
-      </w:pPr>
-      <w:r>
-        <w:rPr>
-          <w:rFonts w:ascii="STHeiti" w:hAnsi="STHeiti" w:eastAsia="STHeiti"/>
-          <w:b/>
-          <w:color w:val="000000"/>
-          <w:sz w:val="24"/>
-        </w:rPr>
-        <w:t>六、研究述评与本研究切入点</w:t>
-      </w:r>
-    </w:p>
-    <w:p>
-      <w:r>
-        <w:rPr>
-          <w:rFonts w:ascii="STHeiti" w:hAnsi="STHeiti" w:eastAsia="STHeiti"/>
-        </w:rPr>
-        <w:t>由前述各章汇总；须正面处理"降温／升温"两条证据线：</w:t>
-      </w:r>
-    </w:p>
-    <w:p>
-      <w:pPr>
-        <w:pStyle w:val="ListBullet"/>
-      </w:pPr>
-      <w:r>
-        <w:rPr>
-          <w:rFonts w:ascii="STHeiti" w:hAnsi="STHeiti" w:eastAsia="STHeiti"/>
-        </w:rPr>
-        <w:t>无效应／逆火侧：Bail et al. 2018, *PNAS* 115(37): 9216–9221；Nyhan et al. 2023, *Nature* 620(7972): 137–144（Facebook 大实验，N=23,377，</w:t>
-      </w:r>
-      <w:r>
-        <w:rPr>
-          <w:rFonts w:ascii="STHeiti" w:hAnsi="STHeiti" w:eastAsia="STHeiti"/>
-          <w:b/>
-        </w:rPr>
-        <w:t>八项预注册态度指标全无效应</w:t>
-      </w:r>
-      <w:r>
-        <w:rPr>
-          <w:rFonts w:ascii="STHeiti" w:hAnsi="STHeiti" w:eastAsia="STHeiti"/>
-        </w:rPr>
-        <w:t>）；Guess et al. 2023, *Science* 381(6656): 398–404（改写 feed 排序的实验，主结果同样无效应）</w:t>
-      </w:r>
-    </w:p>
-    <w:p>
-      <w:pPr>
-        <w:pStyle w:val="ListBullet"/>
-      </w:pPr>
-      <w:r>
-        <w:rPr>
-          <w:rFonts w:ascii="STHeiti" w:hAnsi="STHeiti" w:eastAsia="STHeiti"/>
-        </w:rPr>
-        <w:t>有效侧：Piccardi et al. 2025, *Science* 390(6776): eadu5584（算法重排田野实验）；Hruschka &amp; Appel, *JCMC* 2026, 31(2): zmag003《Reducing political polarization through conversations with artificial intelligence》</w:t>
-      </w:r>
-    </w:p>
-    <w:p>
-      <w:pPr>
-        <w:pStyle w:val="ListBullet"/>
-      </w:pPr>
-      <w:r>
-        <w:rPr>
-          <w:rFonts w:ascii="STHeiti" w:hAnsi="STHeiti" w:eastAsia="STHeiti"/>
-        </w:rPr>
-        <w:t>边界条件：微博智搜 DiD 研究结论为"</w:t>
-      </w:r>
-      <w:r>
-        <w:rPr>
-          <w:rFonts w:ascii="STHeiti" w:hAnsi="STHeiti" w:eastAsia="STHeiti"/>
-          <w:b/>
-        </w:rPr>
-        <w:t>总体降低攻击性表达，政治议题语境下反而激化</w:t>
-      </w:r>
-      <w:r>
-        <w:rPr>
-          <w:rFonts w:ascii="STHeiti" w:hAnsi="STHeiti" w:eastAsia="STHeiti"/>
-        </w:rPr>
-        <w:t>"</w:t>
-      </w:r>
-    </w:p>
     <w:p>
       <w:pPr>
         <w:pStyle w:val="Heading2"/>
@@ -3867,20 +3388,7 @@
         <w:rPr>
           <w:rFonts w:ascii="STHeiti" w:hAnsi="STHeiti" w:eastAsia="STHeiti"/>
         </w:rPr>
-        <w:t>：</w:t>
-      </w:r>
-      <w:r>
-        <w:rPr>
-          <w:rFonts w:ascii="STHeiti" w:hAnsi="STHeiti" w:eastAsia="STHeiti"/>
-          <w:b/>
-        </w:rPr>
-        <w:t>第三章（感知极化）</w:t>
-      </w:r>
-      <w:r>
-        <w:rPr>
-          <w:rFonts w:ascii="STHeiti" w:hAnsi="STHeiti" w:eastAsia="STHeiti"/>
-        </w:rPr>
-        <w:t>英文条目（Levendusky &amp; Malhotra 2016、Westfall et al. 2015、Lelkes 2016、Enders &amp; Armaly 2019、Yang et al. 2016、Moore-Berg et al. 2020）、Sunstein 2002、Iyengar et al. 2019、Anderson 1971、Chung et al. 2012、Chung &amp; Fink 2016，均沿用原表</w:t>
+        <w:t>：Levendusky &amp; Malhotra 2016、Enders &amp; Armaly 2019、Sunstein 2002、Iyengar et al. 2019，均沿用原表</w:t>
       </w:r>
     </w:p>
     <w:p>
@@ -3966,7 +3474,7 @@
         <w:rPr>
           <w:rFonts w:ascii="STHeiti" w:hAnsi="STHeiti" w:eastAsia="STHeiti"/>
         </w:rPr>
-        <w:t>（2026-10-05 新增）：按（一）概念与理论谱系／（二）感知极化作为特例／（三）干预逻辑与效果争议三节落笔</w:t>
+        <w:t>：按（一）概念与理论谱系／（二）感知极化作为特例：干预逻辑与效果争议，两节落笔</w:t>
       </w:r>
     </w:p>
     <w:p>
@@ -3977,7 +3485,44 @@
         <w:rPr>
           <w:rFonts w:ascii="STHeiti" w:hAnsi="STHeiti" w:eastAsia="STHeiti"/>
         </w:rPr>
-        <w:t>[ ] 核实第二章新增条目的出版信息：Allport 1924、Katz &amp; Allport 1931、魏然等《媒介效果与社会变迁》版次、周葆华／吕舒宁 2014 出处</w:t>
+        <w:t>[ ] 核实新增条目的出版信息：Allport 1924、Katz &amp; Allport 1931、周葆华／吕舒宁 2014 出处</w:t>
+      </w:r>
+    </w:p>
+    <w:p>
+      <w:pPr>
+        <w:pStyle w:val="ListBullet"/>
+      </w:pPr>
+      <w:r>
+        <w:rPr>
+          <w:rFonts w:ascii="STHeiti" w:hAnsi="STHeiti" w:eastAsia="STHeiti"/>
+        </w:rPr>
+        <w:t xml:space="preserve">[ ] </w:t>
+      </w:r>
+      <w:r>
+        <w:rPr>
+          <w:rFonts w:ascii="STHeiti" w:hAnsi="STHeiti" w:eastAsia="STHeiti"/>
+          <w:b/>
+        </w:rPr>
+        <w:t>被删文献备查</w:t>
+      </w:r>
+      <w:r>
+        <w:rPr>
+          <w:rFonts w:ascii="STHeiti" w:hAnsi="STHeiti" w:eastAsia="STHeiti"/>
+        </w:rPr>
+        <w:t xml:space="preserve">（2026-10-05 精简约 29 条）：黄河、康宁 2019；吴越、李发根 2022；白云等 2022；郭小安 2015；Papacharissi 2004；Westfall et al. 2015；Lelkes 2016；Yang et al. 2016；Moore-Berg et al. 2020；魏然等《媒介效果与社会变迁》；Anderson 1971；王知津、韩正彪 2012；Chung et al. 2012／2016；赵宇翔等 2025；嵇婷等 2025；彭思源等 2025；姚山季等 2025；Brantner et al. 2025 —— 如需回溯，见 </w:t>
+      </w:r>
+      <w:r>
+        <w:rPr>
+          <w:rFonts w:ascii="Courier New" w:hAnsi="Courier New" w:eastAsia="STHeiti"/>
+          <w:sz w:val="19"/>
+        </w:rPr>
+        <w:t>理论框架与假设.md</w:t>
+      </w:r>
+      <w:r>
+        <w:rPr>
+          <w:rFonts w:ascii="STHeiti" w:hAnsi="STHeiti" w:eastAsia="STHeiti"/>
+        </w:rPr>
+        <w:t xml:space="preserve"> 与 git 历史</w:t>
       </w:r>
     </w:p>
     <w:sectPr>
